--- a/Q2_Lectures/Hofstad_FHCC_Sermon_23.docx
+++ b/Q2_Lectures/Hofstad_FHCC_Sermon_23.docx
@@ -175,53 +175,13 @@
         <w:rPr>
           <w:rFonts w:ascii="Inter" w:hAnsi="Inter"/>
         </w:rPr>
-        <w:t xml:space="preserve">In our last study, we looked at the stark contrast between a true King who sustains his people and a lone-wolf terrorist, Pontius Pilate, who weaponized the water supply to destroy families. Pilate showed us that a corrupt </w:t>
+        <w:t>Today</w:t>
       </w:r>
       <w:r>
         <w:rPr>
           <w:rFonts w:ascii="Inter" w:hAnsi="Inter"/>
         </w:rPr>
-        <w:t>leader's</w:t>
-      </w:r>
-      <w:r>
-        <w:rPr>
-          <w:rFonts w:ascii="Inter" w:hAnsi="Inter"/>
-        </w:rPr>
-        <w:t xml:space="preserve"> </w:t>
-      </w:r>
-      <w:proofErr w:type="gramStart"/>
-      <w:r>
-        <w:rPr>
-          <w:rFonts w:ascii="Inter" w:hAnsi="Inter"/>
-        </w:rPr>
-        <w:t>ultimate goal</w:t>
-      </w:r>
-      <w:proofErr w:type="gramEnd"/>
-      <w:r>
-        <w:rPr>
-          <w:rFonts w:ascii="Inter" w:hAnsi="Inter"/>
-        </w:rPr>
-        <w:t xml:space="preserve"> is to destroy the future.</w:t>
-      </w:r>
-    </w:p>
-    <w:p>
-      <w:pPr>
-        <w:rPr>
-          <w:rFonts w:ascii="Inter" w:hAnsi="Inter"/>
-        </w:rPr>
-      </w:pPr>
-    </w:p>
-    <w:p>
-      <w:pPr>
-        <w:rPr>
-          <w:rFonts w:ascii="Inter" w:hAnsi="Inter"/>
-        </w:rPr>
-      </w:pPr>
-      <w:r>
-        <w:rPr>
-          <w:rFonts w:ascii="Inter" w:hAnsi="Inter"/>
-        </w:rPr>
-        <w:t xml:space="preserve">But today, we must look at how we secure that future. We </w:t>
+        <w:t xml:space="preserve">, we must look at how we secure that future. We </w:t>
       </w:r>
       <w:proofErr w:type="gramStart"/>
       <w:r>
@@ -271,6 +231,41 @@
         </w:rPr>
         <w:t>When an invader wants to destroy a society, the first thing they do is separate the men from the women. They distract the community from breeding and building their families, forcing them instead to make war. To survive this, we must recognize that we are a brigade under siege. And a brigade under siege cannot just survive; it must multiply, and it must train.</w:t>
       </w:r>
+    </w:p>
+    <w:p>
+      <w:pPr>
+        <w:rPr>
+          <w:rFonts w:ascii="Inter" w:hAnsi="Inter"/>
+        </w:rPr>
+      </w:pPr>
+    </w:p>
+    <w:p>
+      <w:pPr>
+        <w:rPr>
+          <w:rFonts w:ascii="Inter" w:hAnsi="Inter"/>
+        </w:rPr>
+      </w:pPr>
+    </w:p>
+    <w:p>
+      <w:pPr>
+        <w:rPr>
+          <w:rFonts w:ascii="Inter" w:hAnsi="Inter"/>
+        </w:rPr>
+      </w:pPr>
+    </w:p>
+    <w:p>
+      <w:pPr>
+        <w:rPr>
+          <w:rFonts w:ascii="Inter" w:hAnsi="Inter"/>
+        </w:rPr>
+      </w:pPr>
+    </w:p>
+    <w:p>
+      <w:pPr>
+        <w:rPr>
+          <w:rFonts w:ascii="Inter" w:hAnsi="Inter"/>
+        </w:rPr>
+      </w:pPr>
     </w:p>
     <w:p>
       <w:pPr>
@@ -808,6 +803,13 @@
       <w:pPr>
         <w:rPr>
           <w:rFonts w:ascii="Inter" w:hAnsi="Inter"/>
+        </w:rPr>
+      </w:pPr>
+    </w:p>
+    <w:p>
+      <w:pPr>
+        <w:rPr>
+          <w:rFonts w:ascii="Inter" w:hAnsi="Inter"/>
           <w:b/>
           <w:bCs/>
         </w:rPr>
@@ -818,6 +820,7 @@
           <w:b/>
           <w:bCs/>
         </w:rPr>
+        <w:lastRenderedPageBreak/>
         <w:t>Part 2: A Hero is Trained, Not Just Born</w:t>
       </w:r>
     </w:p>
@@ -1203,6 +1206,7 @@
           <w:b/>
           <w:bCs/>
         </w:rPr>
+        <w:lastRenderedPageBreak/>
         <w:t>Part 3: The Family as the Academy</w:t>
       </w:r>
     </w:p>
@@ -1553,6 +1557,7 @@
           <w:b/>
           <w:bCs/>
         </w:rPr>
+        <w:lastRenderedPageBreak/>
         <w:t xml:space="preserve">Notes </w:t>
       </w:r>
       <w:proofErr w:type="gramStart"/>
@@ -1956,6 +1961,7 @@
           <w:b/>
           <w:bCs/>
         </w:rPr>
+        <w:lastRenderedPageBreak/>
         <w:t>References:</w:t>
       </w:r>
     </w:p>
@@ -2815,7 +2821,6 @@
         <w:rPr>
           <w:rFonts w:ascii="Inter" w:hAnsi="Inter"/>
         </w:rPr>
-        <w:lastRenderedPageBreak/>
         <w:t xml:space="preserve">Crosswalk. (n.d.). </w:t>
       </w:r>
       <w:r>
